--- a/산출물/PRD.docx
+++ b/산출물/PRD.docx
@@ -12,7 +12,7 @@
     </w:p>
     <w:p>
       <w:r>
-        <w:t>버전: Draft v0.2 | 작성일: 2026-04-25 | 최종 수정일: 2026-04-22 | 작성자: Planner Agent</w:t>
+        <w:t>버전: Draft v0.2 | 작성일: 2026-04-25 | 최종 수정일: 2026-04-26 | 작성자: Planner Agent</w:t>
       </w:r>
     </w:p>
     <w:p>
@@ -80,7 +80,7 @@
     </w:p>
     <w:p>
       <w:r>
-        <w:t>브랜드 톤 가이드를 학습한 AI가 고객 리뷰별 대댓글 초안을 자동 생성하고, 운영자가 수정 후 게시할 수 있는 운영자용 웹앱을 개발합니다. 운영자의 리뷰 대댓글 작성 공수를 대폭 절감하면서도 브랜드 일관성을 유지하는 것이 목표입니다.</w:t>
+        <w:t>브랜드 톤 가이드를 학습한 AI가 고객 리뷰별 대댓글 후보 3개를 자동 생성하고, 운영자가 수정 후 게시할 수 있는 운영자용 웹앱을 개발합니다. 운영자의 리뷰 대댓글 작성 공수를 대폭 절감하면서도 브랜드 일관성을 유지하는 것이 목표입니다.</w:t>
       </w:r>
     </w:p>
     <w:p>
@@ -425,7 +425,7 @@
           </w:tcPr>
           <w:p>
             <w:r>
-              <w:t>고객 리뷰 텍스트를 입력받아 브랜드 톤에 맞는 대댓글 초안을 자동 생성</w:t>
+              <w:t>고객 리뷰 텍스트를 입력받아 브랜드 톤에 맞는 대댓글 후보 3개를 자동 생성</w:t>
             </w:r>
           </w:p>
         </w:tc>
@@ -615,6 +615,50 @@
           </w:tcPr>
           <w:p>
             <w:r>
+              <w:t>P1 (중요)</w:t>
+            </w:r>
+          </w:p>
+        </w:tc>
+        <w:tc>
+          <w:tcPr>
+            <w:tcW w:type="dxa" w:w="2160"/>
+          </w:tcPr>
+          <w:p>
+            <w:r>
+              <w:t>말투 변경</w:t>
+              <w:br/>
+              <w:t>(톤 오버라이드)</w:t>
+            </w:r>
+          </w:p>
+        </w:tc>
+        <w:tc>
+          <w:tcPr>
+            <w:tcW w:type="dxa" w:w="2160"/>
+          </w:tcPr>
+          <w:p>
+            <w:r>
+              <w:t>생성된 대댓글 후보에 대해 친근한/전문적인/감성적인 톤으로 말투를 변경하여 재생성</w:t>
+            </w:r>
+          </w:p>
+        </w:tc>
+        <w:tc>
+          <w:tcPr>
+            <w:tcW w:type="dxa" w:w="2160"/>
+          </w:tcPr>
+          <w:p>
+            <w:r>
+              <w:t>구아정 #5: 자연스러운 톤이 핵심. 운영자가 상황에 맞는 톤 미세 조정 필요</w:t>
+            </w:r>
+          </w:p>
+        </w:tc>
+      </w:tr>
+      <w:tr>
+        <w:tc>
+          <w:tcPr>
+            <w:tcW w:type="dxa" w:w="2160"/>
+          </w:tcPr>
+          <w:p>
+            <w:r>
               <w:t>P2 (보완)</w:t>
             </w:r>
           </w:p>
@@ -707,12 +751,12 @@
     </w:p>
     <w:p>
       <w:r>
-        <w:t>2. 대댓글이 필요한 리뷰를 선택하여 에이전트에 입력한다. (텍스트 복사-붙여넣기 또는 일괄 입력)</w:t>
+        <w:t>2. 대댓글이 필요한 리뷰를 선택하여 에이전트에 입력한다. (상품별 리뷰 그루핑 + 체크박스 선택 + 일괄 생성)</w:t>
       </w:r>
     </w:p>
     <w:p>
       <w:r>
-        <w:t>3. 에이전트가 각 리뷰의 감성(긍정/부정/문의)을 자동 분류하고, 유형별로 적절한 톤의 대댓글 초안을 생성한다.</w:t>
+        <w:t>3. 에이전트가 각 리뷰의 감성(긍정/부정/문의)을 자동 분류하고, 유형별로 적절한 톤의 대댓글 후보 3개를 생성한다.</w:t>
       </w:r>
     </w:p>
     <w:p>
@@ -755,7 +799,7 @@
     </w:p>
     <w:p>
       <w:r>
-        <w:t>3. 운영자가 실제 대응 방안(환불, 재발송 등)을 추가로 기입하여 수정한다.</w:t>
+        <w:t>3. 운영자가 실제 대응 방안을 추가로 기입하여 수정한다. 단, 교환/환불/반품 등 구체적 보상은 직접 언급하지 않고 고객센터로 유도한다.</w:t>
       </w:r>
     </w:p>
     <w:p>
@@ -1034,7 +1078,7 @@
             <w:r>
               <w:t>(1) 리뷰 감성 분류 (긍정/부정/문의/기타)</w:t>
               <w:br/>
-              <w:t>(2) 설정된 톤 프로필 기반으로 대댓글 초안 생성</w:t>
+              <w:t>(2) 설정된 톤 프로필 기반으로 대댓글 후보 3개 생성</w:t>
               <w:br/>
               <w:t>(3) 부정 리뷰의 경우 공감-사과-해결 구조 적용</w:t>
             </w:r>
